--- a/Projeto Integrador Fatec.DOCX
+++ b/Projeto Integrador Fatec.DOCX
@@ -35,8 +35,6 @@
           <w:color w:val="FF0000"/>
         </w:rPr>
       </w:pPr>
-      <w:bookmarkStart w:id="0" w:name="_GoBack"/>
-      <w:bookmarkEnd w:id="0"/>
       <w:r>
         <w:rPr>
           <w:b/>
@@ -1182,7 +1180,6 @@
     <w:p>
       <w:pPr>
         <w:pStyle w:val="Ttulo1"/>
-        <w:pageBreakBefore/>
       </w:pPr>
       <w:r>
         <w:lastRenderedPageBreak/>
@@ -2195,13 +2192,7 @@
       </w:r>
       <w:proofErr w:type="spellEnd"/>
       <w:r>
-        <w:t xml:space="preserve"> digitalizados; catálogo de normas e critérios revisados; comparação contextualizada com dados públicos de mesma modalidade e período, por importação de referência ou integração documentada; testes com contratos </w:t>
-      </w:r>
-      <w:r>
-        <w:t>anônimos</w:t>
-      </w:r>
-      <w:r>
-        <w:t>. Essas funções ainda não aparecem implementadas no código inspecionado.</w:t>
+        <w:t xml:space="preserve"> digitalizados; catálogo de normas e critérios revisados; comparação contextualizada com dados públicos de mesma modalidade e período, por importação de referência ou integração documentada; testes com contratos anônimos. Essas funções ainda não aparecem implementadas no código inspecionado.</w:t>
       </w:r>
     </w:p>
     <w:p>
@@ -2272,7 +2263,19 @@
         <w:jc w:val="both"/>
       </w:pPr>
       <w:r>
-        <w:t>Público-alvo: consumidores sem formação jurídica, com necessidade de compreender um financiamento antes da assinatura. Persona ilustrativa: Paulo, 35 anos, pretende financiar um veículo, conhece o valor da parcela, mas tem dificuldade para separar preço, entrada, juros e serviços. Deseja visualizar o total e os pontos que precisam de esclarecimento. A persona é uma hipótese de design baseada no exemplo da apresentação, não um participante de pesquisa.</w:t>
+        <w:t xml:space="preserve">Público-alvo: consumidores sem formação jurídica, com necessidade de compreender um financiamento antes da assinatura. </w:t>
+      </w:r>
+      <w:r>
+        <w:t xml:space="preserve">Para melhor contextualização do contrato e revisar clausulas de proteção ao consumidor. </w:t>
+      </w:r>
+    </w:p>
+    <w:p>
+      <w:pPr>
+        <w:spacing w:after="200" w:line="360" w:lineRule="auto"/>
+        <w:jc w:val="both"/>
+      </w:pPr>
+      <w:r>
+        <w:t>Persona ilustrativa: Paulo, 35 anos, pretende financiar um veículo, conhece o valor da parcela, mas tem dificuldade para separar preço, entrada, juros e serviços. Deseja visualizar o total e os pontos que precisam de esclarecimento. A persona é uma hipótese de design baseada no exemplo da apresentação, não um participante de pesquisa.</w:t>
       </w:r>
     </w:p>
     <w:p>
@@ -2995,6 +2998,7 @@
                 <w:sz w:val="20"/>
                 <w:szCs w:val="20"/>
               </w:rPr>
+              <w:lastRenderedPageBreak/>
               <w:t>RNF02</w:t>
             </w:r>
           </w:p>
@@ -3143,7 +3147,6 @@
         <w:spacing w:before="240"/>
       </w:pPr>
       <w:r>
-        <w:lastRenderedPageBreak/>
         <w:t>4.5 Regras de Negócio</w:t>
       </w:r>
     </w:p>
@@ -3766,8 +3769,14 @@
       <w:pPr>
         <w:pStyle w:val="Ttulo3"/>
         <w:spacing w:before="200"/>
-      </w:pPr>
-      <w:r>
+        <w:rPr>
+          <w:color w:val="FF0000"/>
+        </w:rPr>
+      </w:pPr>
+      <w:r>
+        <w:rPr>
+          <w:color w:val="FF0000"/>
+        </w:rPr>
         <w:t>4.6.3 Diagrama de Classes</w:t>
       </w:r>
     </w:p>
@@ -3779,22 +3788,26 @@
         <w:shd w:val="clear" w:color="auto" w:fill="DCE6F1"/>
         <w:spacing w:before="120" w:after="200" w:line="300" w:lineRule="auto"/>
         <w:ind w:left="100" w:right="100"/>
+        <w:rPr>
+          <w:color w:val="FF0000"/>
+        </w:rPr>
       </w:pPr>
       <w:r>
         <w:rPr>
           <w:b/>
           <w:bCs/>
-          <w:color w:val="1F4E79"/>
-          <w:sz w:val="20"/>
-          <w:szCs w:val="20"/>
-        </w:rPr>
+          <w:color w:val="FF0000"/>
+          <w:sz w:val="20"/>
+          <w:szCs w:val="20"/>
+        </w:rPr>
+        <w:lastRenderedPageBreak/>
         <w:t xml:space="preserve">ORIENTAÇÃO AO ALUNO: </w:t>
       </w:r>
       <w:r>
         <w:rPr>
           <w:i/>
           <w:iCs/>
-          <w:color w:val="595959"/>
+          <w:color w:val="FF0000"/>
           <w:sz w:val="20"/>
           <w:szCs w:val="20"/>
         </w:rPr>
@@ -3805,12 +3818,15 @@
       <w:pPr>
         <w:spacing w:after="200" w:line="360" w:lineRule="auto"/>
         <w:jc w:val="both"/>
-      </w:pPr>
-      <w:r>
-        <w:rPr>
-          <w:i/>
-          <w:iCs/>
-          <w:color w:val="8C8C8C"/>
+        <w:rPr>
+          <w:color w:val="FF0000"/>
+        </w:rPr>
+      </w:pPr>
+      <w:r>
+        <w:rPr>
+          <w:i/>
+          <w:iCs/>
+          <w:color w:val="FF0000"/>
         </w:rPr>
         <w:t>[Inserir imagem do Diagrama de Classes — Figura X]</w:t>
       </w:r>
@@ -3819,12 +3835,15 @@
       <w:pPr>
         <w:spacing w:after="200" w:line="360" w:lineRule="auto"/>
         <w:jc w:val="both"/>
-      </w:pPr>
-      <w:r>
-        <w:rPr>
-          <w:i/>
-          <w:iCs/>
-          <w:color w:val="8C8C8C"/>
+        <w:rPr>
+          <w:color w:val="FF0000"/>
+        </w:rPr>
+      </w:pPr>
+      <w:r>
+        <w:rPr>
+          <w:i/>
+          <w:iCs/>
+          <w:color w:val="FF0000"/>
         </w:rPr>
         <w:t>[Descrição das principais classes e seus relacionamentos...]</w:t>
       </w:r>
@@ -3833,8 +3852,14 @@
       <w:pPr>
         <w:pStyle w:val="Ttulo3"/>
         <w:spacing w:before="200"/>
-      </w:pPr>
-      <w:r>
+        <w:rPr>
+          <w:color w:val="FF0000"/>
+        </w:rPr>
+      </w:pPr>
+      <w:r>
+        <w:rPr>
+          <w:color w:val="FF0000"/>
+        </w:rPr>
         <w:t>4.6.4 Diagrama de Sequência</w:t>
       </w:r>
     </w:p>
@@ -3846,23 +3871,25 @@
         <w:shd w:val="clear" w:color="auto" w:fill="DCE6F1"/>
         <w:spacing w:before="120" w:after="200" w:line="300" w:lineRule="auto"/>
         <w:ind w:left="100" w:right="100"/>
+        <w:rPr>
+          <w:color w:val="FF0000"/>
+        </w:rPr>
       </w:pPr>
       <w:r>
         <w:rPr>
           <w:b/>
           <w:bCs/>
-          <w:color w:val="1F4E79"/>
-          <w:sz w:val="20"/>
-          <w:szCs w:val="20"/>
-        </w:rPr>
-        <w:lastRenderedPageBreak/>
+          <w:color w:val="FF0000"/>
+          <w:sz w:val="20"/>
+          <w:szCs w:val="20"/>
+        </w:rPr>
         <w:t xml:space="preserve">ORIENTAÇÃO AO ALUNO: </w:t>
       </w:r>
       <w:r>
         <w:rPr>
           <w:i/>
           <w:iCs/>
-          <w:color w:val="595959"/>
+          <w:color w:val="FF0000"/>
           <w:sz w:val="20"/>
           <w:szCs w:val="20"/>
         </w:rPr>
@@ -3873,12 +3900,15 @@
       <w:pPr>
         <w:spacing w:after="200" w:line="360" w:lineRule="auto"/>
         <w:jc w:val="both"/>
-      </w:pPr>
-      <w:r>
-        <w:rPr>
-          <w:i/>
-          <w:iCs/>
-          <w:color w:val="8C8C8C"/>
+        <w:rPr>
+          <w:color w:val="FF0000"/>
+        </w:rPr>
+      </w:pPr>
+      <w:r>
+        <w:rPr>
+          <w:i/>
+          <w:iCs/>
+          <w:color w:val="FF0000"/>
         </w:rPr>
         <w:t>[Inserir imagem do(s) Diagrama(s) de Sequência — Figura X]</w:t>
       </w:r>
@@ -3887,8 +3917,14 @@
       <w:pPr>
         <w:pStyle w:val="Ttulo3"/>
         <w:spacing w:before="200"/>
-      </w:pPr>
-      <w:r>
+        <w:rPr>
+          <w:color w:val="FF0000"/>
+        </w:rPr>
+      </w:pPr>
+      <w:r>
+        <w:rPr>
+          <w:color w:val="FF0000"/>
+        </w:rPr>
         <w:t>4.6.5 Diagrama de Atividades</w:t>
       </w:r>
     </w:p>
@@ -3900,12 +3936,15 @@
         <w:shd w:val="clear" w:color="auto" w:fill="DCE6F1"/>
         <w:spacing w:before="120" w:after="200" w:line="300" w:lineRule="auto"/>
         <w:ind w:left="100" w:right="100"/>
+        <w:rPr>
+          <w:color w:val="FF0000"/>
+        </w:rPr>
       </w:pPr>
       <w:r>
         <w:rPr>
           <w:b/>
           <w:bCs/>
-          <w:color w:val="1F4E79"/>
+          <w:color w:val="FF0000"/>
           <w:sz w:val="20"/>
           <w:szCs w:val="20"/>
         </w:rPr>
@@ -3915,7 +3954,7 @@
         <w:rPr>
           <w:i/>
           <w:iCs/>
-          <w:color w:val="595959"/>
+          <w:color w:val="FF0000"/>
           <w:sz w:val="20"/>
           <w:szCs w:val="20"/>
         </w:rPr>
@@ -3926,12 +3965,15 @@
       <w:pPr>
         <w:spacing w:after="200" w:line="360" w:lineRule="auto"/>
         <w:jc w:val="both"/>
-      </w:pPr>
-      <w:r>
-        <w:rPr>
-          <w:i/>
-          <w:iCs/>
-          <w:color w:val="8C8C8C"/>
+        <w:rPr>
+          <w:color w:val="FF0000"/>
+        </w:rPr>
+      </w:pPr>
+      <w:r>
+        <w:rPr>
+          <w:i/>
+          <w:iCs/>
+          <w:color w:val="FF0000"/>
         </w:rPr>
         <w:t>[Inserir imagem do Diagrama de Atividades — Figura X]</w:t>
       </w:r>
@@ -3940,8 +3982,14 @@
       <w:pPr>
         <w:pStyle w:val="Ttulo3"/>
         <w:spacing w:before="200"/>
-      </w:pPr>
-      <w:r>
+        <w:rPr>
+          <w:color w:val="FF0000"/>
+        </w:rPr>
+      </w:pPr>
+      <w:r>
+        <w:rPr>
+          <w:color w:val="FF0000"/>
+        </w:rPr>
         <w:t>4.6.6 Modelo de Dados (DER / Diagrama de Classes de Persistência)</w:t>
       </w:r>
     </w:p>
@@ -3953,12 +4001,15 @@
         <w:shd w:val="clear" w:color="auto" w:fill="DCE6F1"/>
         <w:spacing w:before="120" w:after="200" w:line="300" w:lineRule="auto"/>
         <w:ind w:left="100" w:right="100"/>
+        <w:rPr>
+          <w:color w:val="FF0000"/>
+        </w:rPr>
       </w:pPr>
       <w:r>
         <w:rPr>
           <w:b/>
           <w:bCs/>
-          <w:color w:val="1F4E79"/>
+          <w:color w:val="FF0000"/>
           <w:sz w:val="20"/>
           <w:szCs w:val="20"/>
         </w:rPr>
@@ -3968,7 +4019,7 @@
         <w:rPr>
           <w:i/>
           <w:iCs/>
-          <w:color w:val="595959"/>
+          <w:color w:val="FF0000"/>
           <w:sz w:val="20"/>
           <w:szCs w:val="20"/>
         </w:rPr>
@@ -3979,7 +4030,7 @@
         <w:rPr>
           <w:i/>
           <w:iCs/>
-          <w:color w:val="595959"/>
+          <w:color w:val="FF0000"/>
           <w:sz w:val="20"/>
           <w:szCs w:val="20"/>
         </w:rPr>
@@ -3990,7 +4041,7 @@
         <w:rPr>
           <w:i/>
           <w:iCs/>
-          <w:color w:val="595959"/>
+          <w:color w:val="FF0000"/>
           <w:sz w:val="20"/>
           <w:szCs w:val="20"/>
         </w:rPr>
@@ -4001,12 +4052,15 @@
       <w:pPr>
         <w:spacing w:after="200" w:line="360" w:lineRule="auto"/>
         <w:jc w:val="both"/>
-      </w:pPr>
-      <w:r>
-        <w:rPr>
-          <w:i/>
-          <w:iCs/>
-          <w:color w:val="8C8C8C"/>
+        <w:rPr>
+          <w:color w:val="FF0000"/>
+        </w:rPr>
+      </w:pPr>
+      <w:r>
+        <w:rPr>
+          <w:i/>
+          <w:iCs/>
+          <w:color w:val="FF0000"/>
         </w:rPr>
         <w:t>[Inserir imagem do Modelo de Dados — Figura X]</w:t>
       </w:r>
@@ -4015,8 +4069,14 @@
       <w:pPr>
         <w:pStyle w:val="Ttulo2"/>
         <w:spacing w:before="240"/>
-      </w:pPr>
-      <w:r>
+        <w:rPr>
+          <w:color w:val="FF0000"/>
+        </w:rPr>
+      </w:pPr>
+      <w:r>
+        <w:rPr>
+          <w:color w:val="FF0000"/>
+        </w:rPr>
         <w:t>4.7 Arquitetura da Solução</w:t>
       </w:r>
     </w:p>
@@ -4028,12 +4088,15 @@
         <w:shd w:val="clear" w:color="auto" w:fill="DCE6F1"/>
         <w:spacing w:before="120" w:after="200" w:line="300" w:lineRule="auto"/>
         <w:ind w:left="100" w:right="100"/>
+        <w:rPr>
+          <w:color w:val="FF0000"/>
+        </w:rPr>
       </w:pPr>
       <w:r>
         <w:rPr>
           <w:b/>
           <w:bCs/>
-          <w:color w:val="1F4E79"/>
+          <w:color w:val="FF0000"/>
           <w:sz w:val="20"/>
           <w:szCs w:val="20"/>
         </w:rPr>
@@ -4043,7 +4106,7 @@
         <w:rPr>
           <w:i/>
           <w:iCs/>
-          <w:color w:val="595959"/>
+          <w:color w:val="FF0000"/>
           <w:sz w:val="20"/>
           <w:szCs w:val="20"/>
         </w:rPr>
@@ -4054,7 +4117,7 @@
         <w:rPr>
           <w:i/>
           <w:iCs/>
-          <w:color w:val="595959"/>
+          <w:color w:val="FF0000"/>
           <w:sz w:val="20"/>
           <w:szCs w:val="20"/>
         </w:rPr>
@@ -4065,7 +4128,7 @@
         <w:rPr>
           <w:i/>
           <w:iCs/>
-          <w:color w:val="595959"/>
+          <w:color w:val="FF0000"/>
           <w:sz w:val="20"/>
           <w:szCs w:val="20"/>
         </w:rPr>
@@ -4076,7 +4139,7 @@
         <w:rPr>
           <w:i/>
           <w:iCs/>
-          <w:color w:val="595959"/>
+          <w:color w:val="FF0000"/>
           <w:sz w:val="20"/>
           <w:szCs w:val="20"/>
         </w:rPr>
@@ -4087,7 +4150,7 @@
         <w:rPr>
           <w:i/>
           <w:iCs/>
-          <w:color w:val="595959"/>
+          <w:color w:val="FF0000"/>
           <w:sz w:val="20"/>
           <w:szCs w:val="20"/>
         </w:rPr>
@@ -4098,7 +4161,7 @@
         <w:rPr>
           <w:i/>
           <w:iCs/>
-          <w:color w:val="595959"/>
+          <w:color w:val="FF0000"/>
           <w:sz w:val="20"/>
           <w:szCs w:val="20"/>
         </w:rPr>
@@ -4109,7 +4172,7 @@
         <w:rPr>
           <w:i/>
           <w:iCs/>
-          <w:color w:val="595959"/>
+          <w:color w:val="FF0000"/>
           <w:sz w:val="20"/>
           <w:szCs w:val="20"/>
         </w:rPr>
@@ -4120,12 +4183,15 @@
       <w:pPr>
         <w:spacing w:after="200" w:line="360" w:lineRule="auto"/>
         <w:jc w:val="both"/>
-      </w:pPr>
-      <w:r>
-        <w:rPr>
-          <w:i/>
-          <w:iCs/>
-          <w:color w:val="8C8C8C"/>
+        <w:rPr>
+          <w:color w:val="FF0000"/>
+        </w:rPr>
+      </w:pPr>
+      <w:r>
+        <w:rPr>
+          <w:i/>
+          <w:iCs/>
+          <w:color w:val="FF0000"/>
         </w:rPr>
         <w:t>[Inserir Diagrama de Arquitetura/Implantação — Figura X]</w:t>
       </w:r>
@@ -4521,6 +4587,7 @@
                 <w:sz w:val="20"/>
                 <w:szCs w:val="20"/>
               </w:rPr>
+              <w:lastRenderedPageBreak/>
               <w:t>Categoria</w:t>
             </w:r>
           </w:p>
@@ -4917,7 +4984,6 @@
                 <w:sz w:val="20"/>
                 <w:szCs w:val="20"/>
               </w:rPr>
-              <w:lastRenderedPageBreak/>
               <w:t>Controle de Versão</w:t>
             </w:r>
           </w:p>
@@ -6272,15 +6338,689 @@
       <w:pPr>
         <w:spacing w:after="200" w:line="360" w:lineRule="auto"/>
         <w:jc w:val="both"/>
-      </w:pPr>
-      <w:r>
         <w:rPr>
           <w:i/>
           <w:iCs/>
           <w:color w:val="8C8C8C"/>
         </w:rPr>
+      </w:pPr>
+      <w:r>
+        <w:rPr>
+          <w:i/>
+          <w:iCs/>
+          <w:color w:val="8C8C8C"/>
+        </w:rPr>
         <w:t>[Conteúdo do anexo...]</w:t>
       </w:r>
+    </w:p>
+    <w:p>
+      <w:pPr>
+        <w:spacing w:after="200" w:line="360" w:lineRule="auto"/>
+        <w:jc w:val="both"/>
+      </w:pPr>
+    </w:p>
+    <w:p>
+      <w:pPr>
+        <w:spacing w:after="200" w:line="360" w:lineRule="auto"/>
+        <w:jc w:val="both"/>
+      </w:pPr>
+    </w:p>
+    <w:p>
+      <w:pPr>
+        <w:spacing w:after="200" w:line="360" w:lineRule="auto"/>
+        <w:jc w:val="both"/>
+      </w:pPr>
+    </w:p>
+    <w:p>
+      <w:pPr>
+        <w:spacing w:after="200" w:line="360" w:lineRule="auto"/>
+        <w:jc w:val="both"/>
+      </w:pPr>
+    </w:p>
+    <w:p>
+      <w:pPr>
+        <w:spacing w:after="200" w:line="360" w:lineRule="auto"/>
+        <w:jc w:val="both"/>
+      </w:pPr>
+    </w:p>
+    <w:p>
+      <w:pPr>
+        <w:spacing w:after="200" w:line="360" w:lineRule="auto"/>
+        <w:jc w:val="both"/>
+      </w:pPr>
+    </w:p>
+    <w:p>
+      <w:pPr>
+        <w:spacing w:after="200" w:line="360" w:lineRule="auto"/>
+        <w:jc w:val="both"/>
+      </w:pPr>
+    </w:p>
+    <w:p>
+      <w:pPr>
+        <w:spacing w:after="200" w:line="360" w:lineRule="auto"/>
+        <w:jc w:val="both"/>
+      </w:pPr>
+    </w:p>
+    <w:p>
+      <w:pPr>
+        <w:spacing w:after="200" w:line="360" w:lineRule="auto"/>
+        <w:jc w:val="both"/>
+      </w:pPr>
+    </w:p>
+    <w:p>
+      <w:pPr>
+        <w:spacing w:after="200" w:line="360" w:lineRule="auto"/>
+        <w:jc w:val="both"/>
+      </w:pPr>
+    </w:p>
+    <w:p>
+      <w:pPr>
+        <w:spacing w:after="200" w:line="360" w:lineRule="auto"/>
+        <w:jc w:val="both"/>
+      </w:pPr>
+    </w:p>
+    <w:p>
+      <w:pPr>
+        <w:spacing w:after="200" w:line="360" w:lineRule="auto"/>
+        <w:jc w:val="both"/>
+      </w:pPr>
+    </w:p>
+    <w:p>
+      <w:pPr>
+        <w:spacing w:after="200" w:line="360" w:lineRule="auto"/>
+        <w:jc w:val="both"/>
+      </w:pPr>
+    </w:p>
+    <w:p>
+      <w:pPr>
+        <w:spacing w:after="200" w:line="360" w:lineRule="auto"/>
+        <w:jc w:val="both"/>
+      </w:pPr>
+    </w:p>
+    <w:p>
+      <w:pPr>
+        <w:spacing w:after="200" w:line="360" w:lineRule="auto"/>
+        <w:jc w:val="both"/>
+      </w:pPr>
+    </w:p>
+    <w:p>
+      <w:pPr>
+        <w:spacing w:after="200" w:line="360" w:lineRule="auto"/>
+        <w:jc w:val="both"/>
+      </w:pPr>
+    </w:p>
+    <w:p>
+      <w:pPr>
+        <w:spacing w:after="200" w:line="360" w:lineRule="auto"/>
+        <w:jc w:val="both"/>
+      </w:pPr>
+    </w:p>
+    <w:p>
+      <w:pPr>
+        <w:spacing w:after="200" w:line="360" w:lineRule="auto"/>
+        <w:jc w:val="both"/>
+      </w:pPr>
+    </w:p>
+    <w:p>
+      <w:pPr>
+        <w:spacing w:after="200" w:line="360" w:lineRule="auto"/>
+        <w:jc w:val="both"/>
+      </w:pPr>
+    </w:p>
+    <w:p>
+      <w:pPr>
+        <w:spacing w:after="200" w:line="360" w:lineRule="auto"/>
+        <w:jc w:val="both"/>
+      </w:pPr>
+    </w:p>
+    <w:p>
+      <w:pPr>
+        <w:spacing w:after="200" w:line="360" w:lineRule="auto"/>
+        <w:jc w:val="both"/>
+      </w:pPr>
+    </w:p>
+    <w:p>
+      <w:pPr>
+        <w:spacing w:after="200" w:line="360" w:lineRule="auto"/>
+        <w:jc w:val="both"/>
+        <w:rPr>
+          <w:b/>
+        </w:rPr>
+      </w:pPr>
+      <w:r>
+        <w:rPr>
+          <w:b/>
+        </w:rPr>
+        <w:t xml:space="preserve">Cronograma de Atividades </w:t>
+      </w:r>
+    </w:p>
+    <w:p>
+      <w:pPr>
+        <w:spacing w:after="200" w:line="360" w:lineRule="auto"/>
+        <w:jc w:val="both"/>
+      </w:pPr>
+      <w:r>
+        <w:t>referente ao documento e seus segmentos</w:t>
+      </w:r>
+    </w:p>
+    <w:p>
+      <w:pPr>
+        <w:spacing w:after="200" w:line="360" w:lineRule="auto"/>
+        <w:jc w:val="both"/>
+      </w:pPr>
+    </w:p>
+    <w:tbl>
+      <w:tblPr>
+        <w:tblStyle w:val="Tabelacomgrade"/>
+        <w:tblW w:w="0" w:type="auto"/>
+        <w:tblLook w:val="04A0" w:firstRow="1" w:lastRow="0" w:firstColumn="1" w:lastColumn="0" w:noHBand="0" w:noVBand="1"/>
+      </w:tblPr>
+      <w:tblGrid>
+        <w:gridCol w:w="4530"/>
+        <w:gridCol w:w="4531"/>
+      </w:tblGrid>
+      <w:tr>
+        <w:tc>
+          <w:tcPr>
+            <w:tcW w:w="4530" w:type="dxa"/>
+          </w:tcPr>
+          <w:p>
+            <w:pPr>
+              <w:spacing w:after="200" w:line="360" w:lineRule="auto"/>
+              <w:jc w:val="center"/>
+              <w:rPr>
+                <w:b/>
+              </w:rPr>
+            </w:pPr>
+            <w:r>
+              <w:rPr>
+                <w:b/>
+              </w:rPr>
+              <w:t>Atividades</w:t>
+            </w:r>
+          </w:p>
+        </w:tc>
+        <w:tc>
+          <w:tcPr>
+            <w:tcW w:w="4531" w:type="dxa"/>
+          </w:tcPr>
+          <w:p>
+            <w:pPr>
+              <w:spacing w:after="200" w:line="360" w:lineRule="auto"/>
+              <w:jc w:val="center"/>
+              <w:rPr>
+                <w:b/>
+              </w:rPr>
+            </w:pPr>
+            <w:r>
+              <w:rPr>
+                <w:b/>
+              </w:rPr>
+              <w:t>Data de Entrega</w:t>
+            </w:r>
+          </w:p>
+        </w:tc>
+      </w:tr>
+      <w:tr>
+        <w:tc>
+          <w:tcPr>
+            <w:tcW w:w="4530" w:type="dxa"/>
+          </w:tcPr>
+          <w:p>
+            <w:pPr>
+              <w:spacing w:after="200" w:line="360" w:lineRule="auto"/>
+              <w:jc w:val="both"/>
+            </w:pPr>
+            <w:r>
+              <w:t>Introdução</w:t>
+            </w:r>
+          </w:p>
+        </w:tc>
+        <w:tc>
+          <w:tcPr>
+            <w:tcW w:w="4531" w:type="dxa"/>
+          </w:tcPr>
+          <w:p>
+            <w:pPr>
+              <w:spacing w:after="200" w:line="360" w:lineRule="auto"/>
+              <w:jc w:val="both"/>
+              <w:rPr>
+                <w:color w:val="00B050"/>
+              </w:rPr>
+            </w:pPr>
+            <w:r>
+              <w:rPr>
+                <w:color w:val="00B050"/>
+              </w:rPr>
+              <w:t xml:space="preserve">17 – 11 – 2026 </w:t>
+            </w:r>
+            <w:proofErr w:type="spellStart"/>
+            <w:r>
+              <w:rPr>
+                <w:color w:val="00B050"/>
+              </w:rPr>
+              <w:t>zzzzzzzzz</w:t>
+            </w:r>
+            <w:proofErr w:type="spellEnd"/>
+          </w:p>
+        </w:tc>
+      </w:tr>
+      <w:tr>
+        <w:tc>
+          <w:tcPr>
+            <w:tcW w:w="4530" w:type="dxa"/>
+          </w:tcPr>
+          <w:p>
+            <w:pPr>
+              <w:spacing w:after="200" w:line="360" w:lineRule="auto"/>
+              <w:jc w:val="both"/>
+            </w:pPr>
+            <w:r>
+              <w:t>Referencial Teórica</w:t>
+            </w:r>
+          </w:p>
+        </w:tc>
+        <w:tc>
+          <w:tcPr>
+            <w:tcW w:w="4531" w:type="dxa"/>
+          </w:tcPr>
+          <w:p>
+            <w:pPr>
+              <w:spacing w:after="200" w:line="360" w:lineRule="auto"/>
+              <w:jc w:val="both"/>
+              <w:rPr>
+                <w:color w:val="00B050"/>
+              </w:rPr>
+            </w:pPr>
+            <w:r>
+              <w:rPr>
+                <w:color w:val="00B050"/>
+              </w:rPr>
+              <w:t xml:space="preserve">17 – 11 – 2026 </w:t>
+            </w:r>
+          </w:p>
+        </w:tc>
+      </w:tr>
+      <w:tr>
+        <w:tc>
+          <w:tcPr>
+            <w:tcW w:w="4530" w:type="dxa"/>
+          </w:tcPr>
+          <w:p>
+            <w:pPr>
+              <w:spacing w:after="200" w:line="360" w:lineRule="auto"/>
+              <w:jc w:val="both"/>
+            </w:pPr>
+            <w:r>
+              <w:t>Metodologia</w:t>
+            </w:r>
+          </w:p>
+        </w:tc>
+        <w:tc>
+          <w:tcPr>
+            <w:tcW w:w="4531" w:type="dxa"/>
+          </w:tcPr>
+          <w:p>
+            <w:pPr>
+              <w:spacing w:after="200" w:line="360" w:lineRule="auto"/>
+              <w:jc w:val="both"/>
+              <w:rPr>
+                <w:color w:val="00B050"/>
+              </w:rPr>
+            </w:pPr>
+            <w:r>
+              <w:rPr>
+                <w:color w:val="00B050"/>
+              </w:rPr>
+              <w:t xml:space="preserve">17 – 11 – 2026 </w:t>
+            </w:r>
+          </w:p>
+        </w:tc>
+      </w:tr>
+      <w:tr>
+        <w:tc>
+          <w:tcPr>
+            <w:tcW w:w="4530" w:type="dxa"/>
+          </w:tcPr>
+          <w:p>
+            <w:pPr>
+              <w:spacing w:after="200" w:line="360" w:lineRule="auto"/>
+              <w:jc w:val="both"/>
+            </w:pPr>
+            <w:r>
+              <w:t>Especificação do Software</w:t>
+            </w:r>
+          </w:p>
+          <w:p>
+            <w:pPr>
+              <w:spacing w:after="200" w:line="360" w:lineRule="auto"/>
+              <w:jc w:val="both"/>
+              <w:rPr>
+                <w:color w:val="00B0F0"/>
+              </w:rPr>
+            </w:pPr>
+            <w:r>
+              <w:rPr>
+                <w:color w:val="00B0F0"/>
+              </w:rPr>
+              <w:t xml:space="preserve">5.1 - </w:t>
+            </w:r>
+            <w:r>
+              <w:rPr>
+                <w:color w:val="00B0F0"/>
+              </w:rPr>
+              <w:t>Escopo do Projeto</w:t>
+            </w:r>
+            <w:r>
+              <w:rPr>
+                <w:color w:val="00B0F0"/>
+              </w:rPr>
+              <w:t xml:space="preserve"> | </w:t>
+            </w:r>
+            <w:r>
+              <w:rPr>
+                <w:color w:val="00B0F0"/>
+              </w:rPr>
+              <w:t>Visão Geral</w:t>
+            </w:r>
+            <w:r>
+              <w:rPr>
+                <w:color w:val="00B0F0"/>
+              </w:rPr>
+              <w:t>...</w:t>
+            </w:r>
+          </w:p>
+          <w:p>
+            <w:pPr>
+              <w:spacing w:after="200" w:line="360" w:lineRule="auto"/>
+              <w:jc w:val="both"/>
+              <w:rPr>
+                <w:color w:val="00B0F0"/>
+              </w:rPr>
+            </w:pPr>
+            <w:r>
+              <w:rPr>
+                <w:color w:val="00B0F0"/>
+              </w:rPr>
+              <w:t>5.2 - Público Alvo e Persona</w:t>
+            </w:r>
+          </w:p>
+          <w:p>
+            <w:pPr>
+              <w:spacing w:after="200" w:line="360" w:lineRule="auto"/>
+              <w:jc w:val="both"/>
+              <w:rPr>
+                <w:color w:val="7030A0"/>
+              </w:rPr>
+            </w:pPr>
+            <w:r>
+              <w:rPr>
+                <w:color w:val="7030A0"/>
+              </w:rPr>
+              <w:t>5.3 - Requisitos Funcionais</w:t>
+            </w:r>
+          </w:p>
+          <w:p>
+            <w:pPr>
+              <w:spacing w:after="200" w:line="360" w:lineRule="auto"/>
+              <w:jc w:val="both"/>
+              <w:rPr>
+                <w:color w:val="7030A0"/>
+              </w:rPr>
+            </w:pPr>
+            <w:r>
+              <w:rPr>
+                <w:color w:val="7030A0"/>
+              </w:rPr>
+              <w:t>5.4 - Requisitos Não Funcionais</w:t>
+            </w:r>
+          </w:p>
+          <w:p>
+            <w:pPr>
+              <w:spacing w:after="200" w:line="360" w:lineRule="auto"/>
+              <w:jc w:val="both"/>
+              <w:rPr>
+                <w:color w:val="7030A0"/>
+              </w:rPr>
+            </w:pPr>
+            <w:r>
+              <w:rPr>
+                <w:color w:val="7030A0"/>
+              </w:rPr>
+              <w:t>5.5 - Regras de Negocio</w:t>
+            </w:r>
+          </w:p>
+          <w:p>
+            <w:pPr>
+              <w:spacing w:after="200" w:line="360" w:lineRule="auto"/>
+              <w:jc w:val="both"/>
+            </w:pPr>
+            <w:r>
+              <w:t>5.6 - Modelagem UML</w:t>
+            </w:r>
+          </w:p>
+          <w:p>
+            <w:pPr>
+              <w:spacing w:after="200" w:line="360" w:lineRule="auto"/>
+              <w:jc w:val="both"/>
+              <w:rPr>
+                <w:color w:val="00B0F0"/>
+              </w:rPr>
+            </w:pPr>
+            <w:r>
+              <w:rPr>
+                <w:color w:val="00B0F0"/>
+              </w:rPr>
+              <w:t>5.7 - Protótipos</w:t>
+            </w:r>
+          </w:p>
+          <w:p>
+            <w:pPr>
+              <w:spacing w:after="200" w:line="360" w:lineRule="auto"/>
+              <w:jc w:val="both"/>
+            </w:pPr>
+            <w:r>
+              <w:rPr>
+                <w:color w:val="7030A0"/>
+              </w:rPr>
+              <w:t xml:space="preserve">5.8 - Ferramentas </w:t>
+            </w:r>
+          </w:p>
+        </w:tc>
+        <w:tc>
+          <w:tcPr>
+            <w:tcW w:w="4531" w:type="dxa"/>
+          </w:tcPr>
+          <w:p>
+            <w:pPr>
+              <w:spacing w:after="200" w:line="360" w:lineRule="auto"/>
+              <w:jc w:val="both"/>
+            </w:pPr>
+          </w:p>
+          <w:p>
+            <w:pPr>
+              <w:spacing w:after="200" w:line="360" w:lineRule="auto"/>
+              <w:jc w:val="both"/>
+              <w:rPr>
+                <w:color w:val="00B0F0"/>
+              </w:rPr>
+            </w:pPr>
+            <w:r>
+              <w:rPr>
+                <w:color w:val="00B0F0"/>
+              </w:rPr>
+              <w:t>03 – 11 – 2026</w:t>
+            </w:r>
+          </w:p>
+          <w:p>
+            <w:pPr>
+              <w:spacing w:after="200" w:line="360" w:lineRule="auto"/>
+              <w:jc w:val="both"/>
+              <w:rPr>
+                <w:color w:val="00B0F0"/>
+              </w:rPr>
+            </w:pPr>
+            <w:r>
+              <w:rPr>
+                <w:color w:val="00B0F0"/>
+              </w:rPr>
+              <w:t>03 – 11 – 2026</w:t>
+            </w:r>
+          </w:p>
+          <w:p>
+            <w:pPr>
+              <w:spacing w:after="200" w:line="360" w:lineRule="auto"/>
+              <w:jc w:val="both"/>
+              <w:rPr>
+                <w:color w:val="7030A0"/>
+              </w:rPr>
+            </w:pPr>
+            <w:r>
+              <w:rPr>
+                <w:color w:val="7030A0"/>
+              </w:rPr>
+              <w:t xml:space="preserve">10 – 11 – 2026 </w:t>
+            </w:r>
+          </w:p>
+          <w:p>
+            <w:pPr>
+              <w:spacing w:after="200" w:line="360" w:lineRule="auto"/>
+              <w:jc w:val="both"/>
+              <w:rPr>
+                <w:color w:val="7030A0"/>
+              </w:rPr>
+            </w:pPr>
+            <w:r>
+              <w:rPr>
+                <w:color w:val="7030A0"/>
+              </w:rPr>
+              <w:t xml:space="preserve">10 – 11 – 2026 </w:t>
+            </w:r>
+          </w:p>
+          <w:p>
+            <w:pPr>
+              <w:spacing w:after="200" w:line="360" w:lineRule="auto"/>
+              <w:jc w:val="both"/>
+              <w:rPr>
+                <w:color w:val="7030A0"/>
+              </w:rPr>
+            </w:pPr>
+            <w:r>
+              <w:rPr>
+                <w:color w:val="7030A0"/>
+              </w:rPr>
+              <w:t>10 – 11 - 2026</w:t>
+            </w:r>
+          </w:p>
+          <w:p>
+            <w:pPr>
+              <w:spacing w:after="200" w:line="360" w:lineRule="auto"/>
+              <w:jc w:val="both"/>
+              <w:rPr>
+                <w:color w:val="7030A0"/>
+              </w:rPr>
+            </w:pPr>
+            <w:r>
+              <w:rPr>
+                <w:color w:val="7030A0"/>
+              </w:rPr>
+              <w:t xml:space="preserve">10 – 11 – 2026 </w:t>
+            </w:r>
+          </w:p>
+          <w:p>
+            <w:pPr>
+              <w:spacing w:after="200" w:line="360" w:lineRule="auto"/>
+              <w:jc w:val="both"/>
+              <w:rPr>
+                <w:color w:val="00B0F0"/>
+              </w:rPr>
+            </w:pPr>
+            <w:r>
+              <w:rPr>
+                <w:color w:val="00B0F0"/>
+              </w:rPr>
+              <w:t xml:space="preserve">03 – 11 – 2026 </w:t>
+            </w:r>
+            <w:r>
+              <w:rPr>
+                <w:color w:val="00B0F0"/>
+              </w:rPr>
+              <w:t>7</w:t>
+            </w:r>
+          </w:p>
+          <w:p>
+            <w:pPr>
+              <w:spacing w:after="200" w:line="360" w:lineRule="auto"/>
+              <w:jc w:val="both"/>
+            </w:pPr>
+            <w:r>
+              <w:rPr>
+                <w:color w:val="7030A0"/>
+              </w:rPr>
+              <w:t xml:space="preserve">10 – 11 – 2026 </w:t>
+            </w:r>
+          </w:p>
+        </w:tc>
+      </w:tr>
+      <w:tr>
+        <w:tc>
+          <w:tcPr>
+            <w:tcW w:w="4530" w:type="dxa"/>
+          </w:tcPr>
+          <w:p>
+            <w:pPr>
+              <w:spacing w:after="200" w:line="360" w:lineRule="auto"/>
+              <w:jc w:val="both"/>
+            </w:pPr>
+            <w:r>
+              <w:t>Desenvolvimento de Sistemas</w:t>
+            </w:r>
+          </w:p>
+        </w:tc>
+        <w:tc>
+          <w:tcPr>
+            <w:tcW w:w="4531" w:type="dxa"/>
+          </w:tcPr>
+          <w:p>
+            <w:pPr>
+              <w:spacing w:after="200" w:line="360" w:lineRule="auto"/>
+              <w:jc w:val="both"/>
+            </w:pPr>
+            <w:bookmarkStart w:id="0" w:name="_GoBack"/>
+            <w:bookmarkEnd w:id="0"/>
+          </w:p>
+        </w:tc>
+      </w:tr>
+      <w:tr>
+        <w:tc>
+          <w:tcPr>
+            <w:tcW w:w="4530" w:type="dxa"/>
+          </w:tcPr>
+          <w:p>
+            <w:pPr>
+              <w:spacing w:after="200" w:line="360" w:lineRule="auto"/>
+              <w:jc w:val="both"/>
+            </w:pPr>
+          </w:p>
+        </w:tc>
+        <w:tc>
+          <w:tcPr>
+            <w:tcW w:w="4531" w:type="dxa"/>
+          </w:tcPr>
+          <w:p>
+            <w:pPr>
+              <w:spacing w:after="200" w:line="360" w:lineRule="auto"/>
+              <w:jc w:val="both"/>
+            </w:pPr>
+          </w:p>
+        </w:tc>
+      </w:tr>
+    </w:tbl>
+    <w:p>
+      <w:pPr>
+        <w:spacing w:after="200" w:line="360" w:lineRule="auto"/>
+        <w:jc w:val="both"/>
+      </w:pPr>
     </w:p>
     <w:sectPr>
       <w:headerReference w:type="default" r:id="rId8"/>
@@ -7158,6 +7898,22 @@
       <w:szCs w:val="20"/>
     </w:rPr>
   </w:style>
+  <w:style w:type="table" w:styleId="Tabelacomgrade">
+    <w:name w:val="Table Grid"/>
+    <w:basedOn w:val="Tabelanormal"/>
+    <w:uiPriority w:val="39"/>
+    <w:rsid w:val="0076557B"/>
+    <w:tblPr>
+      <w:tblBorders>
+        <w:top w:val="single" w:sz="4" w:space="0" w:color="auto"/>
+        <w:left w:val="single" w:sz="4" w:space="0" w:color="auto"/>
+        <w:bottom w:val="single" w:sz="4" w:space="0" w:color="auto"/>
+        <w:right w:val="single" w:sz="4" w:space="0" w:color="auto"/>
+        <w:insideH w:val="single" w:sz="4" w:space="0" w:color="auto"/>
+        <w:insideV w:val="single" w:sz="4" w:space="0" w:color="auto"/>
+      </w:tblBorders>
+    </w:tblPr>
+  </w:style>
 </w:styles>
 </file>
 
@@ -7481,7 +8237,7 @@
 </file>
 
 <file path=customXml/itemProps1.xml><?xml version="1.0" encoding="utf-8"?>
-<ds:datastoreItem xmlns:ds="http://schemas.openxmlformats.org/officeDocument/2006/customXml" ds:itemID="{8F93781F-8910-42BF-AA80-872147318A7D}">
+<ds:datastoreItem xmlns:ds="http://schemas.openxmlformats.org/officeDocument/2006/customXml" ds:itemID="{7C66BCA8-5CF4-4057-9B36-10E27BE76F0A}">
   <ds:schemaRefs>
     <ds:schemaRef ds:uri="http://schemas.openxmlformats.org/officeDocument/2006/bibliography"/>
   </ds:schemaRefs>

--- a/Projeto Integrador Fatec.DOCX
+++ b/Projeto Integrador Fatec.DOCX
@@ -40,7 +40,23 @@
           <w:b/>
           <w:color w:val="FF0000"/>
         </w:rPr>
-        <w:t>ULTIMA MODIFICAÇÂO 08/10/2026</w:t>
+        <w:t xml:space="preserve">ULTIMA MODIFICAÇÂO </w:t>
+      </w:r>
+      <w:r>
+        <w:rPr>
+          <w:b/>
+          <w:color w:val="FF0000"/>
+        </w:rPr>
+        <w:t>27</w:t>
+      </w:r>
+      <w:bookmarkStart w:id="0" w:name="_GoBack"/>
+      <w:bookmarkEnd w:id="0"/>
+      <w:r>
+        <w:rPr>
+          <w:b/>
+          <w:color w:val="FF0000"/>
+        </w:rPr>
+        <w:t>/10/2026</w:t>
       </w:r>
     </w:p>
     <w:p>
@@ -1089,11 +1105,9 @@
       <w:r>
         <w:t xml:space="preserve">Implementar um </w:t>
       </w:r>
-      <w:proofErr w:type="spellStart"/>
-      <w:r>
-        <w:t>prototipo</w:t>
-      </w:r>
-      <w:proofErr w:type="spellEnd"/>
+      <w:r>
+        <w:t>protótipo</w:t>
+      </w:r>
       <w:r>
         <w:t xml:space="preserve"> funcional (MVP);</w:t>
       </w:r>
@@ -2044,7 +2058,13 @@
       </w:pPr>
       <w:r>
         <w:lastRenderedPageBreak/>
-        <w:t>4. ESPECIFICAÇÃO DO SOFTWARE, JOGO OU APLICATIVO</w:t>
+        <w:t>0</w:t>
+      </w:r>
+      <w:r>
+        <w:tab/>
+      </w:r>
+      <w:r>
+        <w:t>. ESPECIFICAÇÃO DO SOFTWARE, JOGO OU APLICATIVO</w:t>
       </w:r>
     </w:p>
     <w:p>
@@ -2207,11 +2227,6 @@
     <w:p>
       <w:pPr>
         <w:pStyle w:val="PargrafodaLista"/>
-        <w:numPr>
-          <w:ilvl w:val="0"/>
-          <w:numId w:val="2"/>
-        </w:numPr>
-        <w:spacing w:after="80"/>
       </w:pPr>
       <w:r>
         <w:t>Parecer jurídico definitivo, declaração automática de nulidade, garantia de detecção de toda cláusula abusiva, representação judicial, negociação com bancos, assinatura eletrônica e envio automático de reclamações.</w:t>
@@ -6703,31 +6718,7 @@
               <w:rPr>
                 <w:color w:val="00B0F0"/>
               </w:rPr>
-              <w:t xml:space="preserve">5.1 - </w:t>
-            </w:r>
-            <w:r>
-              <w:rPr>
-                <w:color w:val="00B0F0"/>
-              </w:rPr>
-              <w:t>Escopo do Projeto</w:t>
-            </w:r>
-            <w:r>
-              <w:rPr>
-                <w:color w:val="00B0F0"/>
-              </w:rPr>
-              <w:t xml:space="preserve"> | </w:t>
-            </w:r>
-            <w:r>
-              <w:rPr>
-                <w:color w:val="00B0F0"/>
-              </w:rPr>
-              <w:t>Visão Geral</w:t>
-            </w:r>
-            <w:r>
-              <w:rPr>
-                <w:color w:val="00B0F0"/>
-              </w:rPr>
-              <w:t>...</w:t>
+              <w:t>5.1 - Escopo do Projeto | Visão Geral...</w:t>
             </w:r>
           </w:p>
           <w:p>
@@ -6986,8 +6977,6 @@
               <w:spacing w:after="200" w:line="360" w:lineRule="auto"/>
               <w:jc w:val="both"/>
             </w:pPr>
-            <w:bookmarkStart w:id="0" w:name="_GoBack"/>
-            <w:bookmarkEnd w:id="0"/>
           </w:p>
         </w:tc>
       </w:tr>
@@ -8237,7 +8226,7 @@
 </file>
 
 <file path=customXml/itemProps1.xml><?xml version="1.0" encoding="utf-8"?>
-<ds:datastoreItem xmlns:ds="http://schemas.openxmlformats.org/officeDocument/2006/customXml" ds:itemID="{7C66BCA8-5CF4-4057-9B36-10E27BE76F0A}">
+<ds:datastoreItem xmlns:ds="http://schemas.openxmlformats.org/officeDocument/2006/customXml" ds:itemID="{D8EEEDEC-813F-4FD7-B53C-E37C96CF52B1}">
   <ds:schemaRefs>
     <ds:schemaRef ds:uri="http://schemas.openxmlformats.org/officeDocument/2006/bibliography"/>
   </ds:schemaRefs>
